--- a/docs/lerngelegenheiten/LG_mikroplanung_math/Lernmodul_02.docx
+++ b/docs/lerngelegenheiten/LG_mikroplanung_math/Lernmodul_02.docx
@@ -32,7 +32,7 @@
         <w:t xml:space="preserve">01.01.2024</w:t>
       </w:r>
     </w:p>
-    <w:bookmarkStart w:id="28" w:name="lernumgebung"/>
+    <w:bookmarkStart w:id="30" w:name="lernumgebung"/>
     <w:p>
       <w:pPr>
         <w:pStyle w:val="Heading1"/>
@@ -48,6 +48,14 @@
       </w:pPr>
       <w:r>
         <w:t xml:space="preserve">Definition</w:t>
+      </w:r>
+    </w:p>
+    <w:p>
+      <w:pPr>
+        <w:pStyle w:val="FirstParagraph"/>
+      </w:pPr>
+      <w:r>
+        <w:t xml:space="preserve">Lernumgebungen, gelegentlich auch Lernarrangement genannt, sind</w:t>
       </w:r>
     </w:p>
     <w:p>
@@ -115,7 +123,7 @@
     </w:p>
     <w:bookmarkEnd w:id="20"/>
     <w:bookmarkEnd w:id="21"/>
-    <w:bookmarkStart w:id="27" w:name="leitideen"/>
+    <w:bookmarkStart w:id="22" w:name="leitideen"/>
     <w:p>
       <w:pPr>
         <w:pStyle w:val="Heading2"/>
@@ -201,7 +209,17 @@
         <w:pStyle w:val="BlockText"/>
       </w:pPr>
       <w:r>
-        <w:t xml:space="preserve">:::quelle</w:t>
+        <w:t xml:space="preserve">(Wollring, 2008, S. 5)</w:t>
+      </w:r>
+    </w:p>
+    <w:bookmarkEnd w:id="22"/>
+    <w:bookmarkStart w:id="29" w:name="offen-vs-geschlossen"/>
+    <w:p>
+      <w:pPr>
+        <w:pStyle w:val="Heading2"/>
+      </w:pPr>
+      <w:r>
+        <w:t xml:space="preserve">Offen vs geschlossen</w:t>
       </w:r>
     </w:p>
     <w:p>
@@ -209,7 +227,51 @@
         <w:pStyle w:val="FirstParagraph"/>
       </w:pPr>
       <w:r>
-        <w:t xml:space="preserve">(Wollring, 2008, S. 5)</w:t>
+        <w:t xml:space="preserve">Falls Sie den Behaviourismus, Kognitivistismus und Konstruktivismus noch nicht kennen, lesen Sie</w:t>
+      </w:r>
+      <w:r>
+        <w:t xml:space="preserve"> </w:t>
+      </w:r>
+      <w:r>
+        <w:t xml:space="preserve">Reinmann &amp; Mandl (2010)</w:t>
+      </w:r>
+      <w:r>
+        <w:t xml:space="preserve">, ab S.617. Die beiden ersten Positionen werden als</w:t>
+      </w:r>
+      <w:r>
+        <w:t xml:space="preserve"> </w:t>
+      </w:r>
+      <w:r>
+        <w:t xml:space="preserve">“</w:t>
+      </w:r>
+      <w:r>
+        <w:t xml:space="preserve">technologische Position</w:t>
+      </w:r>
+      <w:r>
+        <w:t xml:space="preserve">”</w:t>
+      </w:r>
+      <w:r>
+        <w:t xml:space="preserve"> </w:t>
+      </w:r>
+      <w:r>
+        <w:t xml:space="preserve">zusammengefasst.</w:t>
+      </w:r>
+    </w:p>
+    <w:bookmarkStart w:id="28" w:name="leitfragen"/>
+    <w:p>
+      <w:pPr>
+        <w:pStyle w:val="Heading3"/>
+      </w:pPr>
+      <w:r>
+        <w:t xml:space="preserve">Leitfragen</w:t>
+      </w:r>
+    </w:p>
+    <w:p>
+      <w:pPr>
+        <w:pStyle w:val="FirstParagraph"/>
+      </w:pPr>
+      <w:r>
+        <w:t xml:space="preserve">Wie war ihr Unterricht gestaltet?</w:t>
       </w:r>
     </w:p>
     <w:p>
@@ -217,12 +279,31 @@
         <w:pStyle w:val="BodyText"/>
       </w:pPr>
       <w:r>
-        <w:t xml:space="preserve">:::</w:t>
-      </w:r>
-    </w:p>
-    <w:p>
-      <w:pPr>
-        <w:pStyle w:val="BodyText"/>
+        <w:t xml:space="preserve">Welche Position haben vermutlich? https://fginfo.ksbg.ch/dokuwiki/lib/exe/fetch.php?media=lehrkraefte:blc:math-2021hw:funktionen-sv.pdf</w:t>
+      </w:r>
+      <w:r>
+        <w:t xml:space="preserve"> </w:t>
+      </w:r>
+      <w:r>
+        <w:t xml:space="preserve">Welche Position haben die Autoren des Mathbuchs?</w:t>
+      </w:r>
+      <w:r>
+        <w:t xml:space="preserve"> </w:t>
+      </w:r>
+      <w:r>
+        <w:t xml:space="preserve">Welche Position haben die Autoren von Mathematik (LMVZ)?</w:t>
+      </w:r>
+    </w:p>
+    <w:p>
+      <w:r>
+        <w:pict>
+          <v:rect style="width:0;height:1.5pt" o:hralign="center" o:hrstd="t" o:hr="t"/>
+        </w:pict>
+      </w:r>
+    </w:p>
+    <w:p>
+      <w:pPr>
+        <w:pStyle w:val="FirstParagraph"/>
       </w:pPr>
       <w:r>
         <w:t xml:space="preserve">Learner centered, Knowledge centered, Assessment centered, community centered</w:t>
@@ -234,8 +315,8 @@
         <w:t xml:space="preserve">(Reinmann &amp; Mandl, 2010, S. 618)</w:t>
       </w:r>
     </w:p>
-    <w:bookmarkStart w:id="26" w:name="refs"/>
-    <w:bookmarkStart w:id="22" w:name="ref-friedrich_analyse_1997"/>
+    <w:bookmarkStart w:id="27" w:name="refs"/>
+    <w:bookmarkStart w:id="23" w:name="ref-friedrich_analyse_1997"/>
     <w:p>
       <w:pPr>
         <w:pStyle w:val="Bibliography"/>
@@ -260,8 +341,8 @@
         <w:t xml:space="preserve">(S. 237–296).</w:t>
       </w:r>
     </w:p>
-    <w:bookmarkEnd w:id="22"/>
-    <w:bookmarkStart w:id="23" w:name="ref-krapp_unterrichten_2010"/>
+    <w:bookmarkEnd w:id="23"/>
+    <w:bookmarkStart w:id="24" w:name="ref-krapp_unterrichten_2010"/>
     <w:p>
       <w:pPr>
         <w:pStyle w:val="Bibliography"/>
@@ -295,8 +376,8 @@
         <w:t xml:space="preserve">.</w:t>
       </w:r>
     </w:p>
-    <w:bookmarkEnd w:id="23"/>
-    <w:bookmarkStart w:id="25" w:name="ref-wollring_kennzeichnung_2008"/>
+    <w:bookmarkEnd w:id="24"/>
+    <w:bookmarkStart w:id="26" w:name="ref-wollring_kennzeichnung_2008"/>
     <w:p>
       <w:pPr>
         <w:pStyle w:val="Bibliography"/>
@@ -323,7 +404,7 @@
       <w:r>
         <w:t xml:space="preserve"> </w:t>
       </w:r>
-      <w:hyperlink r:id="rId24">
+      <w:hyperlink r:id="rId25">
         <w:r>
           <w:rPr>
             <w:rStyle w:val="Hyperlink"/>
@@ -332,10 +413,11 @@
         </w:r>
       </w:hyperlink>
     </w:p>
-    <w:bookmarkEnd w:id="25"/>
     <w:bookmarkEnd w:id="26"/>
     <w:bookmarkEnd w:id="27"/>
     <w:bookmarkEnd w:id="28"/>
+    <w:bookmarkEnd w:id="29"/>
+    <w:bookmarkEnd w:id="30"/>
     <w:sectPr/>
   </w:body>
 </w:document>
